--- a/ruthra/Public ip.docx
+++ b/ruthra/Public ip.docx
@@ -660,15 +660,283 @@
       </w:r>
     </w:p>
     <w:p>
+      <w:pPr>
+        <w:rPr>
+          <w:lang w:val="en-GB"/>
+        </w:rPr>
+      </w:pPr>
       <w:proofErr w:type="spellStart"/>
       <w:r>
         <w:rPr>
           <w:lang w:val="en-GB"/>
         </w:rPr>
-        <w:t>nslookup</w:t>
+        <w:t>N</w:t>
+      </w:r>
+      <w:r>
+        <w:rPr>
+          <w:lang w:val="en-GB"/>
+        </w:rPr>
+        <w:t>slookup</w:t>
       </w:r>
       <w:proofErr w:type="spellEnd"/>
     </w:p>
+    <w:p>
+      <w:pPr>
+        <w:rPr>
+          <w:lang w:val="en-GB"/>
+        </w:rPr>
+      </w:pPr>
+    </w:p>
+    <w:p>
+      <w:pPr>
+        <w:rPr>
+          <w:lang w:val="en-GB"/>
+        </w:rPr>
+      </w:pPr>
+    </w:p>
+    <w:p>
+      <w:pPr>
+        <w:rPr>
+          <w:lang w:val="en-GB"/>
+        </w:rPr>
+      </w:pPr>
+      <w:r>
+        <w:rPr>
+          <w:lang w:val="en-GB"/>
+        </w:rPr>
+        <w:t>TCP/IP protocols</w:t>
+      </w:r>
+    </w:p>
+    <w:p>
+      <w:pPr>
+        <w:rPr>
+          <w:lang w:val="en-GB"/>
+        </w:rPr>
+      </w:pPr>
+      <w:r>
+        <w:rPr>
+          <w:lang w:val="en-GB"/>
+        </w:rPr>
+        <w:t xml:space="preserve">Port =&gt; http (80)   </w:t>
+      </w:r>
+      <w:proofErr w:type="gramStart"/>
+      <w:r>
+        <w:rPr>
+          <w:lang w:val="en-GB"/>
+        </w:rPr>
+        <w:t xml:space="preserve">  ,</w:t>
+      </w:r>
+      <w:proofErr w:type="gramEnd"/>
+      <w:r>
+        <w:rPr>
+          <w:lang w:val="en-GB"/>
+        </w:rPr>
+        <w:t xml:space="preserve"> </w:t>
+      </w:r>
+      <w:proofErr w:type="gramStart"/>
+      <w:r>
+        <w:rPr>
+          <w:lang w:val="en-GB"/>
+        </w:rPr>
+        <w:t>https(</w:t>
+      </w:r>
+      <w:proofErr w:type="gramEnd"/>
+      <w:r>
+        <w:rPr>
+          <w:lang w:val="en-GB"/>
+        </w:rPr>
+        <w:t>443)</w:t>
+      </w:r>
+    </w:p>
+    <w:p>
+      <w:pPr>
+        <w:rPr>
+          <w:lang w:val="en-GB"/>
+        </w:rPr>
+      </w:pPr>
+      <w:r>
+        <w:rPr>
+          <w:lang w:val="en-GB"/>
+        </w:rPr>
+        <w:t xml:space="preserve">FTP =&gt; port (20/21) </w:t>
+      </w:r>
+    </w:p>
+    <w:p>
+      <w:pPr>
+        <w:rPr>
+          <w:lang w:val="en-GB"/>
+        </w:rPr>
+      </w:pPr>
+      <w:r>
+        <w:rPr>
+          <w:lang w:val="en-GB"/>
+        </w:rPr>
+        <w:t xml:space="preserve">SMTP =&gt; </w:t>
+      </w:r>
+      <w:proofErr w:type="gramStart"/>
+      <w:r>
+        <w:rPr>
+          <w:lang w:val="en-GB"/>
+        </w:rPr>
+        <w:t>port(</w:t>
+      </w:r>
+      <w:proofErr w:type="gramEnd"/>
+      <w:r>
+        <w:rPr>
+          <w:lang w:val="en-GB"/>
+        </w:rPr>
+        <w:t xml:space="preserve">25)   =&gt; for sending emails </w:t>
+      </w:r>
+    </w:p>
+    <w:p>
+      <w:pPr>
+        <w:rPr>
+          <w:lang w:val="en-GB"/>
+        </w:rPr>
+      </w:pPr>
+    </w:p>
+    <w:p>
+      <w:pPr>
+        <w:rPr>
+          <w:lang w:val="en-GB"/>
+        </w:rPr>
+      </w:pPr>
+    </w:p>
+    <w:p>
+      <w:pPr>
+        <w:rPr>
+          <w:lang w:val="en-GB"/>
+        </w:rPr>
+      </w:pPr>
+    </w:p>
+    <w:p>
+      <w:pPr>
+        <w:rPr>
+          <w:lang w:val="en-GB"/>
+        </w:rPr>
+      </w:pPr>
+      <w:r>
+        <w:rPr>
+          <w:lang w:val="en-GB"/>
+        </w:rPr>
+        <w:t xml:space="preserve">Lan infrastructure </w:t>
+      </w:r>
+    </w:p>
+    <w:p>
+      <w:pPr>
+        <w:rPr>
+          <w:lang w:val="en-GB"/>
+        </w:rPr>
+      </w:pPr>
+      <w:r>
+        <w:rPr>
+          <w:lang w:val="en-GB"/>
+        </w:rPr>
+        <w:t xml:space="preserve">Switching =&gt; not like hub </w:t>
+      </w:r>
+    </w:p>
+    <w:p>
+      <w:pPr>
+        <w:rPr>
+          <w:lang w:val="en-GB"/>
+        </w:rPr>
+      </w:pPr>
+      <w:r>
+        <w:rPr>
+          <w:lang w:val="en-GB"/>
+        </w:rPr>
+        <w:t xml:space="preserve">Static routing =&gt; </w:t>
+      </w:r>
+    </w:p>
+    <w:p>
+      <w:pPr>
+        <w:rPr>
+          <w:lang w:val="en-GB"/>
+        </w:rPr>
+      </w:pPr>
+      <w:r>
+        <w:rPr>
+          <w:lang w:val="en-GB"/>
+        </w:rPr>
+        <w:t>Dynamic routing =</w:t>
+      </w:r>
+      <w:proofErr w:type="gramStart"/>
+      <w:r>
+        <w:rPr>
+          <w:lang w:val="en-GB"/>
+        </w:rPr>
+        <w:t>&gt;  OSPF</w:t>
+      </w:r>
+      <w:proofErr w:type="gramEnd"/>
+      <w:r>
+        <w:rPr>
+          <w:lang w:val="en-GB"/>
+        </w:rPr>
+        <w:t xml:space="preserve"> , Dijkstra’s algorithm </w:t>
+      </w:r>
+    </w:p>
+    <w:p>
+      <w:pPr>
+        <w:rPr>
+          <w:lang w:val="en-GB"/>
+        </w:rPr>
+      </w:pPr>
+      <w:r>
+        <w:rPr>
+          <w:lang w:val="en-GB"/>
+        </w:rPr>
+        <w:t xml:space="preserve">Virtual </w:t>
+      </w:r>
+      <w:proofErr w:type="gramStart"/>
+      <w:r>
+        <w:rPr>
+          <w:lang w:val="en-GB"/>
+        </w:rPr>
+        <w:t>lans  =</w:t>
+      </w:r>
+      <w:proofErr w:type="gramEnd"/>
+      <w:r>
+        <w:rPr>
+          <w:lang w:val="en-GB"/>
+        </w:rPr>
+        <w:t xml:space="preserve">&gt; </w:t>
+      </w:r>
+    </w:p>
+    <w:p>
+      <w:pPr>
+        <w:rPr>
+          <w:lang w:val="en-GB"/>
+        </w:rPr>
+      </w:pPr>
+      <w:r>
+        <w:rPr>
+          <w:lang w:val="en-GB"/>
+        </w:rPr>
+        <w:t xml:space="preserve">Plan a SOHO network   =&gt; small </w:t>
+      </w:r>
+      <w:proofErr w:type="gramStart"/>
+      <w:r>
+        <w:rPr>
+          <w:lang w:val="en-GB"/>
+        </w:rPr>
+        <w:t>office ,</w:t>
+      </w:r>
+      <w:proofErr w:type="gramEnd"/>
+      <w:r>
+        <w:rPr>
+          <w:lang w:val="en-GB"/>
+        </w:rPr>
+        <w:t xml:space="preserve"> home office </w:t>
+      </w:r>
+    </w:p>
+    <w:p>
+      <w:pPr>
+        <w:rPr>
+          <w:lang w:val="en-GB"/>
+        </w:rPr>
+      </w:pPr>
+    </w:p>
+    <w:p/>
     <w:sectPr>
       <w:pgSz w:w="11906" w:h="16838"/>
       <w:pgMar w:top="1440" w:right="1440" w:bottom="1440" w:left="1440" w:header="708" w:footer="708" w:gutter="0"/>
